--- a/06. Ataskaitos knygutė 2026/[0] Pradinis puslapis/[0.1] Įsimintiniausi metų įvykiai.docx
+++ b/06. Ataskaitos knygutė 2026/[0] Pradinis puslapis/[0.1] Įsimintiniausi metų įvykiai.docx
@@ -407,6 +407,102 @@
       </w:r>
       <w:r>
         <w:t>https://www.vusa.lt/d/0AEZR0</w:t>
+      </w:r>
+    </w:p>
+  </w:comment>
+  <w:comment xmlns:w="http://schemas.openxmlformats.org/wordprocessingml/2006/main" w:initials="SV" w:author="Samanta Valiušaitytė" w:date="2026-05-14T21:47:41" w:id="2124544328">
+    <w:p xmlns:w14="http://schemas.microsoft.com/office/word/2010/wordml" xmlns:w="http://schemas.openxmlformats.org/wordprocessingml/2006/main">
+      <w:pPr>
+        <w:pStyle w:val="CommentText"/>
+      </w:pPr>
+      <w:r>
+        <w:rPr>
+          <w:rStyle w:val="CommentReference"/>
+        </w:rPr>
+        <w:annotationRef/>
+      </w:r>
+      <w:r>
+        <w:t>2025 m. gruodis</w:t>
+      </w:r>
+    </w:p>
+  </w:comment>
+  <w:comment xmlns:w="http://schemas.openxmlformats.org/wordprocessingml/2006/main" w:initials="SV" w:author="Samanta Valiušaitytė" w:date="2026-05-14T21:48:18" w:id="156221337">
+    <w:p xmlns:w14="http://schemas.microsoft.com/office/word/2010/wordml" xmlns:w="http://schemas.openxmlformats.org/wordprocessingml/2006/main">
+      <w:pPr>
+        <w:pStyle w:val="CommentText"/>
+      </w:pPr>
+      <w:r>
+        <w:rPr>
+          <w:rStyle w:val="CommentReference"/>
+        </w:rPr>
+        <w:annotationRef/>
+      </w:r>
+      <w:r>
+        <w:t>2025 m. spalis</w:t>
+      </w:r>
+    </w:p>
+  </w:comment>
+  <w:comment xmlns:w="http://schemas.openxmlformats.org/wordprocessingml/2006/main" w:initials="SV" w:author="Samanta Valiušaitytė" w:date="2026-05-14T21:48:32" w:id="23623861">
+    <w:p xmlns:w14="http://schemas.microsoft.com/office/word/2010/wordml" xmlns:w="http://schemas.openxmlformats.org/wordprocessingml/2006/main">
+      <w:pPr>
+        <w:pStyle w:val="CommentText"/>
+      </w:pPr>
+      <w:r>
+        <w:rPr>
+          <w:rStyle w:val="CommentReference"/>
+        </w:rPr>
+        <w:annotationRef/>
+      </w:r>
+      <w:r>
+        <w:t>2026 m. kovas</w:t>
+      </w:r>
+    </w:p>
+  </w:comment>
+  <w:comment xmlns:w="http://schemas.openxmlformats.org/wordprocessingml/2006/main" w:initials="SV" w:author="Samanta Valiušaitytė" w:date="2026-05-14T21:48:45" w:id="1607960732">
+    <w:p xmlns:w14="http://schemas.microsoft.com/office/word/2010/wordml" xmlns:w="http://schemas.openxmlformats.org/wordprocessingml/2006/main">
+      <w:pPr>
+        <w:pStyle w:val="CommentText"/>
+      </w:pPr>
+      <w:r>
+        <w:rPr>
+          <w:rStyle w:val="CommentReference"/>
+        </w:rPr>
+        <w:annotationRef/>
+      </w:r>
+      <w:r>
+        <w:t>2026 m. balandis</w:t>
+      </w:r>
+    </w:p>
+  </w:comment>
+  <w:comment xmlns:w="http://schemas.openxmlformats.org/wordprocessingml/2006/main" w:initials="SV" w:author="Samanta Valiušaitytė" w:date="2026-05-14T21:50:12" w:id="1111290186">
+    <w:p xmlns:w14="http://schemas.microsoft.com/office/word/2010/wordml" xmlns:w="http://schemas.openxmlformats.org/wordprocessingml/2006/main">
+      <w:pPr>
+        <w:pStyle w:val="CommentText"/>
+      </w:pPr>
+      <w:r>
+        <w:rPr>
+          <w:rStyle w:val="CommentReference"/>
+        </w:rPr>
+        <w:annotationRef/>
+      </w:r>
+      <w:r>
+        <w:t>2026 m. kovas</w:t>
+      </w:r>
+    </w:p>
+  </w:comment>
+  <w:comment xmlns:w="http://schemas.openxmlformats.org/wordprocessingml/2006/main" w:initials="SV" w:author="Samanta Valiušaitytė" w:date="2026-05-14T21:51:04" w:id="1965741729">
+    <w:p xmlns:w14="http://schemas.microsoft.com/office/word/2010/wordml" xmlns:w="http://schemas.openxmlformats.org/wordprocessingml/2006/main">
+      <w:pPr>
+        <w:pStyle w:val="CommentText"/>
+      </w:pPr>
+      <w:r>
+        <w:rPr>
+          <w:rStyle w:val="CommentReference"/>
+        </w:rPr>
+        <w:annotationRef/>
+      </w:r>
+      <w:r>
+        <w:t>2026 m. sausis</w:t>
       </w:r>
     </w:p>
   </w:comment>
@@ -431,6 +527,12 @@
   <w15:commentEx w15:done="0" w15:paraId="66CB0CED" w15:paraIdParent="6156A3C1"/>
   <w15:commentEx w15:done="0" w15:paraId="629BBDD5" w15:paraIdParent="63BF9937"/>
   <w15:commentEx w15:done="0" w15:paraId="51EF5DD5" w15:paraIdParent="2A177684"/>
+  <w15:commentEx w15:done="0" w15:paraId="61965577"/>
+  <w15:commentEx w15:done="0" w15:paraId="7AB21FFB"/>
+  <w15:commentEx w15:done="0" w15:paraId="7BB87D00"/>
+  <w15:commentEx w15:done="0" w15:paraId="0713EF9A"/>
+  <w15:commentEx w15:done="0" w15:paraId="0F95DB44"/>
+  <w15:commentEx w15:done="0" w15:paraId="7BFC1E0C"/>
 </w15:commentsEx>
 </file>
 
@@ -452,6 +554,12 @@
   <w16cex:commentExtensible w16cex:durableId="6E79BD18" w16cex:dateUtc="2026-05-11T16:36:22.9Z"/>
   <w16cex:commentExtensible w16cex:durableId="0458A83C" w16cex:dateUtc="2026-05-11T06:23:34.708Z"/>
   <w16cex:commentExtensible w16cex:durableId="6757C839" w16cex:dateUtc="2026-05-11T06:23:44.192Z"/>
+  <w16cex:commentExtensible w16cex:durableId="6143E913" w16cex:dateUtc="2026-05-14T18:47:41.024Z"/>
+  <w16cex:commentExtensible w16cex:durableId="0C7741D1" w16cex:dateUtc="2026-05-14T18:48:18.072Z"/>
+  <w16cex:commentExtensible w16cex:durableId="056409C0" w16cex:dateUtc="2026-05-14T18:48:32.143Z"/>
+  <w16cex:commentExtensible w16cex:durableId="0BAB3D58" w16cex:dateUtc="2026-05-14T18:48:45.07Z"/>
+  <w16cex:commentExtensible w16cex:durableId="121E65F6" w16cex:dateUtc="2026-05-14T18:50:12.194Z"/>
+  <w16cex:commentExtensible w16cex:durableId="7A964C9F" w16cex:dateUtc="2026-05-14T18:51:04.17Z"/>
 </w16cex:commentsExtensible>
 </file>
 
@@ -473,11 +581,17 @@
   <w16cid:commentId w16cid:paraId="66CB0CED" w16cid:durableId="6E79BD18"/>
   <w16cid:commentId w16cid:paraId="629BBDD5" w16cid:durableId="0458A83C"/>
   <w16cid:commentId w16cid:paraId="51EF5DD5" w16cid:durableId="6757C839"/>
+  <w16cid:commentId w16cid:paraId="61965577" w16cid:durableId="6143E913"/>
+  <w16cid:commentId w16cid:paraId="7AB21FFB" w16cid:durableId="0C7741D1"/>
+  <w16cid:commentId w16cid:paraId="7BB87D00" w16cid:durableId="056409C0"/>
+  <w16cid:commentId w16cid:paraId="0713EF9A" w16cid:durableId="0BAB3D58"/>
+  <w16cid:commentId w16cid:paraId="0F95DB44" w16cid:durableId="121E65F6"/>
+  <w16cid:commentId w16cid:paraId="7BFC1E0C" w16cid:durableId="7A964C9F"/>
 </w16cid:commentsIds>
 </file>
 
 <file path=word/document2.xml><?xml version="1.0" encoding="utf-8"?>
-<w:document xmlns:wpc="http://schemas.microsoft.com/office/word/2010/wordprocessingCanvas" xmlns:mc="http://schemas.openxmlformats.org/markup-compatibility/2006" xmlns:o="urn:schemas-microsoft-com:office:office" xmlns:r="http://schemas.openxmlformats.org/officeDocument/2006/relationships" xmlns:m="http://schemas.openxmlformats.org/officeDocument/2006/math" xmlns:v="urn:schemas-microsoft-com:vml" xmlns:wp14="http://schemas.microsoft.com/office/word/2010/wordprocessingDrawing" xmlns:wp="http://schemas.openxmlformats.org/drawingml/2006/wordprocessingDrawing" xmlns:w10="urn:schemas-microsoft-com:office:word" xmlns:w="http://schemas.openxmlformats.org/wordprocessingml/2006/main" xmlns:w14="http://schemas.microsoft.com/office/word/2010/wordml" xmlns:w15="http://schemas.microsoft.com/office/word/2012/wordml" xmlns:wpg="http://schemas.microsoft.com/office/word/2010/wordprocessingGroup" xmlns:wpi="http://schemas.microsoft.com/office/word/2010/wordprocessingInk" xmlns:wne="http://schemas.microsoft.com/office/word/2006/wordml" xmlns:wps="http://schemas.microsoft.com/office/word/2010/wordprocessingShape" xmlns:w16se="http://schemas.microsoft.com/office/word/2015/wordml/symex" xmlns:w16cid="http://schemas.microsoft.com/office/word/2016/wordml/cid" xmlns:w16="http://schemas.microsoft.com/office/word/2018/wordml" xmlns:w16cex="http://schemas.microsoft.com/office/word/2018/wordml/cex" xmlns:w16sdtdh="http://schemas.microsoft.com/office/word/2020/wordml/sdtdatahash" xmlns:w16sdtfl="http://schemas.microsoft.com/office/word/2024/wordml/sdtformatlock" mc:Ignorable="w14 w15 wp14 w16se w16cid w16 w16cex w16sdtdh w16sdtfl">
+<w:document xmlns:wpc="http://schemas.microsoft.com/office/word/2010/wordprocessingCanvas" xmlns:mc="http://schemas.openxmlformats.org/markup-compatibility/2006" xmlns:o="urn:schemas-microsoft-com:office:office" xmlns:r="http://schemas.openxmlformats.org/officeDocument/2006/relationships" xmlns:m="http://schemas.openxmlformats.org/officeDocument/2006/math" xmlns:v="urn:schemas-microsoft-com:vml" xmlns:wp14="http://schemas.microsoft.com/office/word/2010/wordprocessingDrawing" xmlns:wp="http://schemas.openxmlformats.org/drawingml/2006/wordprocessingDrawing" xmlns:w10="urn:schemas-microsoft-com:office:word" xmlns:w="http://schemas.openxmlformats.org/wordprocessingml/2006/main" xmlns:w14="http://schemas.microsoft.com/office/word/2010/wordml" xmlns:w15="http://schemas.microsoft.com/office/word/2012/wordml" xmlns:wpg="http://schemas.microsoft.com/office/word/2010/wordprocessingGroup" xmlns:wpi="http://schemas.microsoft.com/office/word/2010/wordprocessingInk" xmlns:wne="http://schemas.microsoft.com/office/word/2006/wordml" xmlns:wps="http://schemas.microsoft.com/office/word/2010/wordprocessingShape" xmlns:w16se="http://schemas.microsoft.com/office/word/2015/wordml/symex" xmlns:w16cid="http://schemas.microsoft.com/office/word/2016/wordml/cid" xmlns:w16="http://schemas.microsoft.com/office/word/2018/wordml" xmlns:w16cex="http://schemas.microsoft.com/office/word/2018/wordml/cex" xmlns:w16sdtdh="http://schemas.microsoft.com/office/word/2020/wordml/sdtdatahash" xmlns:w16sdtfl="http://schemas.microsoft.com/office/word/2024/wordml/sdtformatlock" xmlns:a="http://schemas.openxmlformats.org/drawingml/2006/main" xmlns:pic="http://schemas.openxmlformats.org/drawingml/2006/picture" xmlns:a14="http://schemas.microsoft.com/office/drawing/2010/main" mc:Ignorable="w14 w15 wp14 w16se w16cid w16 w16cex w16sdtdh w16sdtfl">
   <w:body>
     <w:p>
       <w:pPr>
@@ -569,6 +683,7 @@
         </w:rPr>
       </w:pPr>
       <w:commentRangeStart w:id="516487406"/>
+      <w:commentRangeStart w:id="1965741729"/>
       <w:r>
         <w:rPr>
           <w:noProof w:val="0"/>
@@ -1830,6 +1945,13 @@
         </w:rPr>
         <w:t>.</w:t>
       </w:r>
+      <w:commentRangeEnd w:id="1965741729"/>
+      <w:r>
+        <w:rPr>
+          <w:rStyle w:val="CommentReference"/>
+        </w:rPr>
+        <w:commentReference w:id="1965741729"/>
+      </w:r>
     </w:p>
     <w:p>
       <w:pPr>
@@ -1849,6 +1971,7 @@
         </w:rPr>
       </w:pPr>
       <w:commentRangeStart w:id="448389663"/>
+      <w:commentRangeStart w:id="1111290186"/>
       <w:r>
         <w:rPr>
           <w:noProof w:val="0"/>
@@ -4942,6 +5065,13 @@
         </w:rPr>
         <w:commentReference w:id="462755192"/>
       </w:r>
+      <w:commentRangeEnd w:id="1111290186"/>
+      <w:r>
+        <w:rPr>
+          <w:rStyle w:val="CommentReference"/>
+        </w:rPr>
+        <w:commentReference w:id="1111290186"/>
+      </w:r>
     </w:p>
     <w:p>
       <w:pPr>
@@ -4961,6 +5091,7 @@
         </w:rPr>
       </w:pPr>
       <w:commentRangeStart w:id="1203011729"/>
+      <w:commentRangeStart w:id="1607960732"/>
       <w:r>
         <w:rPr>
           <w:noProof w:val="0"/>
@@ -8183,6 +8314,13 @@
         </w:rPr>
         <w:t xml:space="preserve">. </w:t>
       </w:r>
+      <w:commentRangeEnd w:id="1607960732"/>
+      <w:r>
+        <w:rPr>
+          <w:rStyle w:val="CommentReference"/>
+        </w:rPr>
+        <w:commentReference w:id="1607960732"/>
+      </w:r>
     </w:p>
     <w:p>
       <w:pPr>
@@ -8211,6 +8349,7 @@
         </w:rPr>
       </w:pPr>
       <w:commentRangeStart w:id="1933106927"/>
+      <w:commentRangeStart w:id="23623861"/>
       <w:r>
         <w:rPr>
           <w:noProof w:val="0"/>
@@ -8224,6 +8363,13 @@
           <w:rStyle w:val="CommentReference"/>
         </w:rPr>
         <w:commentReference w:id="1933106927"/>
+      </w:r>
+      <w:commentRangeEnd w:id="23623861"/>
+      <w:r>
+        <w:rPr>
+          <w:rStyle w:val="CommentReference"/>
+        </w:rPr>
+        <w:commentReference w:id="23623861"/>
       </w:r>
     </w:p>
     <w:p>
@@ -10105,12 +10251,27 @@
           <w:lang w:val="lt-LT"/>
         </w:rPr>
       </w:pPr>
-      <w:r>
-        <w:rPr>
-          <w:noProof w:val="0"/>
-          <w:lang w:val="lt-LT"/>
-        </w:rPr>
-        <w:t>PILIETINĖ VISUOMENĖ</w:t>
+      <w:commentRangeStart w:id="156221337"/>
+      <w:r>
+        <w:rPr>
+          <w:noProof w:val="0"/>
+          <w:lang w:val="lt-LT"/>
+        </w:rPr>
+        <w:t>PILIETINĖ</w:t>
+      </w:r>
+      <w:r>
+        <w:rPr>
+          <w:noProof w:val="0"/>
+          <w:lang w:val="lt-LT"/>
+        </w:rPr>
+        <w:t>S</w:t>
+      </w:r>
+      <w:r>
+        <w:rPr>
+          <w:noProof w:val="0"/>
+          <w:lang w:val="lt-LT"/>
+        </w:rPr>
+        <w:t xml:space="preserve"> VISUOMENĖ</w:t>
       </w:r>
       <w:r>
         <w:rPr>
@@ -11065,7 +11226,100 @@
           <w:szCs w:val="24"/>
           <w:lang w:val="lt-LT"/>
         </w:rPr>
-        <w:t xml:space="preserve"> (-čių) pilietinį aktyvumą, skatinti įsitraukimą į visuomeninius procesus bei didinti bendruomenės sąmoningumą kultūros politikos ir demokratinių vertybių klausimais.</w:t>
+        <w:t xml:space="preserve"> (-</w:t>
+      </w:r>
+      <w:r>
+        <w:rPr>
+          <w:rFonts w:ascii="Aptos" w:hAnsi="Aptos" w:eastAsia="Aptos" w:cs="Aptos"/>
+          <w:noProof w:val="0"/>
+          <w:sz w:val="24"/>
+          <w:szCs w:val="24"/>
+          <w:lang w:val="lt-LT"/>
+        </w:rPr>
+        <w:t>čių</w:t>
+      </w:r>
+      <w:r>
+        <w:rPr>
+          <w:rFonts w:ascii="Aptos" w:hAnsi="Aptos" w:eastAsia="Aptos" w:cs="Aptos"/>
+          <w:noProof w:val="0"/>
+          <w:sz w:val="24"/>
+          <w:szCs w:val="24"/>
+          <w:lang w:val="lt-LT"/>
+        </w:rPr>
+        <w:t>) pilietinį aktyvumą, skatinti įsitraukimą į visuomeninius procesus bei didinti bendruomenės sąmoningumą kultūros politikos ir demokratinių vertybių klausimais.</w:t>
+      </w:r>
+      <w:commentRangeEnd w:id="156221337"/>
+      <w:r>
+        <w:rPr>
+          <w:rStyle w:val="CommentReference"/>
+        </w:rPr>
+        <w:commentReference w:id="156221337"/>
+      </w:r>
+    </w:p>
+    <w:p>
+      <w:pPr>
+        <w:pStyle w:val="Heading1"/>
+        <w:suppressLineNumbers w:val="0"/>
+        <w:bidi w:val="0"/>
+        <w:spacing w:before="360" w:beforeAutospacing="off" w:after="80" w:afterAutospacing="off" w:line="279" w:lineRule="auto"/>
+        <w:ind w:left="0" w:right="0"/>
+        <w:jc w:val="left"/>
+      </w:pPr>
+      <w:commentRangeStart w:id="2124544328"/>
+      <w:r>
+        <w:rPr>
+          <w:noProof w:val="0"/>
+          <w:lang w:val="lt-LT"/>
+        </w:rPr>
+        <w:t xml:space="preserve">VU SA – metų Vilniaus jaunimo organizacija </w:t>
+      </w:r>
+    </w:p>
+    <w:p>
+      <w:pPr>
+        <w:pStyle w:val="Normal"/>
+        <w:bidi w:val="0"/>
+        <w:rPr>
+          <w:noProof w:val="0"/>
+          <w:lang w:val="lt-LT"/>
+        </w:rPr>
+      </w:pPr>
+      <w:r>
+        <w:rPr>
+          <w:noProof w:val="0"/>
+          <w:lang w:val="lt-LT"/>
+        </w:rPr>
+        <w:t>2025 m. gruodį vyko Vilniaus jaunimo organizacijų sąjungos Apskr</w:t>
+      </w:r>
+      <w:r>
+        <w:rPr>
+          <w:noProof w:val="0"/>
+          <w:lang w:val="lt-LT"/>
+        </w:rPr>
+        <w:t xml:space="preserve">itojo stalo (VJOSAS) Padėkos vakaras, kurio metu vyko apdovanojimai tiems, kurie savo veikla praturtina Vilniaus jaunimo gyvenimą, skatina įsitraukti ir įkvepia kitus. </w:t>
+      </w:r>
+    </w:p>
+    <w:p>
+      <w:pPr>
+        <w:pStyle w:val="Normal"/>
+        <w:bidi w:val="0"/>
+        <w:rPr>
+          <w:noProof w:val="0"/>
+          <w:lang w:val="lt-LT"/>
+        </w:rPr>
+      </w:pPr>
+      <w:r>
+        <w:rPr>
+          <w:noProof w:val="0"/>
+          <w:lang w:val="lt-LT"/>
+        </w:rPr>
+        <w:t>Apdovanojimų metu VU SA buvo paskelbta metų jaunimo organizacija.</w:t>
+      </w:r>
+      <w:commentRangeEnd w:id="2124544328"/>
+      <w:r>
+        <w:rPr>
+          <w:rStyle w:val="CommentReference"/>
+        </w:rPr>
+        <w:commentReference w:id="2124544328"/>
       </w:r>
     </w:p>
     <w:p>
@@ -11082,14 +11336,47 @@
         </w:rPr>
       </w:pPr>
       <w:r>
-        <w:rPr>
-          <w:rFonts w:ascii="Aptos" w:hAnsi="Aptos" w:eastAsia="Aptos" w:cs="Aptos"/>
-          <w:noProof w:val="0"/>
-          <w:sz w:val="24"/>
-          <w:szCs w:val="24"/>
-          <w:lang w:val="lt-LT"/>
-        </w:rPr>
-        <w:t>[EN]</w:t>
+        <w:drawing>
+          <wp:inline wp14:editId="5E1FFFDE" wp14:anchorId="0E484C25">
+            <wp:extent cx="5724525" cy="3819525"/>
+            <wp:effectExtent l="0" t="0" r="0" b="0"/>
+            <wp:docPr id="666351511" name="drawing"/>
+            <wp:cNvGraphicFramePr>
+              <a:graphicFrameLocks noChangeAspect="1"/>
+            </wp:cNvGraphicFramePr>
+            <a:graphic>
+              <a:graphicData xmlns:a="http://schemas.openxmlformats.org/drawingml/2006/main" uri="http://schemas.openxmlformats.org/drawingml/2006/picture">
+                <pic:pic xmlns:pic="http://schemas.openxmlformats.org/drawingml/2006/picture">
+                  <pic:nvPicPr>
+                    <pic:cNvPr id="666351511" name="Picture 666351511"/>
+                    <pic:cNvPicPr/>
+                  </pic:nvPicPr>
+                  <pic:blipFill>
+                    <a:blip xmlns:r="http://schemas.openxmlformats.org/officeDocument/2006/relationships" r:embed="rId981243288">
+                      <a:extLst>
+                        <a:ext uri="{28A0092B-C50C-407E-A947-70E740481C1C}">
+                          <a14:useLocalDpi xmlns:a14="http://schemas.microsoft.com/office/drawing/2010/main"/>
+                        </a:ext>
+                      </a:extLst>
+                    </a:blip>
+                    <a:stretch>
+                      <a:fillRect/>
+                    </a:stretch>
+                  </pic:blipFill>
+                  <pic:spPr>
+                    <a:xfrm>
+                      <a:off x="0" y="0"/>
+                      <a:ext cx="5724525" cy="3819525"/>
+                    </a:xfrm>
+                    <a:prstGeom prst="rect">
+                      <a:avLst/>
+                    </a:prstGeom>
+                  </pic:spPr>
+                </pic:pic>
+              </a:graphicData>
+            </a:graphic>
+          </wp:inline>
+        </w:drawing>
       </w:r>
     </w:p>
     <w:p>
@@ -11099,45 +11386,12 @@
         <w:jc w:val="both"/>
         <w:rPr>
           <w:rFonts w:ascii="Aptos" w:hAnsi="Aptos" w:eastAsia="Aptos" w:cs="Aptos"/>
-          <w:b w:val="1"/>
-          <w:bCs w:val="1"/>
-          <w:noProof w:val="0"/>
-          <w:sz w:val="40"/>
-          <w:szCs w:val="40"/>
+          <w:noProof w:val="0"/>
+          <w:sz w:val="24"/>
+          <w:szCs w:val="24"/>
           <w:lang w:val="lt-LT"/>
         </w:rPr>
       </w:pPr>
-      <w:r>
-        <w:rPr>
-          <w:rFonts w:ascii="Aptos" w:hAnsi="Aptos" w:eastAsia="Aptos" w:cs="Aptos"/>
-          <w:b w:val="1"/>
-          <w:bCs w:val="1"/>
-          <w:noProof w:val="0"/>
-          <w:sz w:val="40"/>
-          <w:szCs w:val="40"/>
-          <w:lang w:val="lt-LT"/>
-        </w:rPr>
-        <w:t>Highlights of the year</w:t>
-      </w:r>
-    </w:p>
-    <w:p>
-      <w:pPr>
-        <w:pStyle w:val="Heading1"/>
-        <w:rPr>
-          <w:rFonts w:ascii="Aptos" w:hAnsi="Aptos" w:eastAsia="Aptos" w:cs="Aptos"/>
-          <w:noProof w:val="0"/>
-          <w:sz w:val="24"/>
-          <w:szCs w:val="24"/>
-          <w:lang w:val="lt-LT"/>
-        </w:rPr>
-      </w:pPr>
-      <w:r>
-        <w:rPr>
-          <w:noProof w:val="0"/>
-          <w:lang w:val="lt-LT"/>
-        </w:rPr>
-        <w:t>VU STRATEGY</w:t>
-      </w:r>
     </w:p>
     <w:p>
       <w:pPr>
@@ -11160,7 +11414,7 @@
           <w:szCs w:val="24"/>
           <w:lang w:val="lt-LT"/>
         </w:rPr>
-        <w:t xml:space="preserve">In February of this year, the Council of Vilnius University approved the University’s Strategic Plan for 2026–2030, which was developed with the input of student representatives, who contributed by submitting proposals on the public community ideas platform, in the strategy development working group, and during the decision-making process: in the VU Senate and Council.   </w:t>
+        <w:t>[EN]</w:t>
       </w:r>
     </w:p>
     <w:p>
@@ -11176,16 +11430,6 @@
           <w:lang w:val="lt-LT"/>
         </w:rPr>
       </w:pPr>
-      <w:r>
-        <w:rPr>
-          <w:rFonts w:ascii="Aptos" w:hAnsi="Aptos" w:eastAsia="Aptos" w:cs="Aptos"/>
-          <w:noProof w:val="0"/>
-          <w:sz w:val="24"/>
-          <w:szCs w:val="24"/>
-          <w:lang w:val="en-US"/>
-        </w:rPr>
-        <w:t>The VU Strategy outlines significant changes related to the expansion of dormitory infrastructure, the involvement of students in scientific activities, the strengthening of individualised studies, the updating of master’s degree programs, and the creation of a mentoring culture.</w:t>
-      </w:r>
     </w:p>
     <w:p>
       <w:pPr>
@@ -11194,6 +11438,101 @@
         <w:jc w:val="both"/>
         <w:rPr>
           <w:rFonts w:ascii="Aptos" w:hAnsi="Aptos" w:eastAsia="Aptos" w:cs="Aptos"/>
+          <w:b w:val="1"/>
+          <w:bCs w:val="1"/>
+          <w:noProof w:val="0"/>
+          <w:sz w:val="40"/>
+          <w:szCs w:val="40"/>
+          <w:lang w:val="lt-LT"/>
+        </w:rPr>
+      </w:pPr>
+      <w:r>
+        <w:rPr>
+          <w:rFonts w:ascii="Aptos" w:hAnsi="Aptos" w:eastAsia="Aptos" w:cs="Aptos"/>
+          <w:b w:val="1"/>
+          <w:bCs w:val="1"/>
+          <w:noProof w:val="0"/>
+          <w:sz w:val="40"/>
+          <w:szCs w:val="40"/>
+          <w:lang w:val="lt-LT"/>
+        </w:rPr>
+        <w:t>Highlights of the year</w:t>
+      </w:r>
+    </w:p>
+    <w:p>
+      <w:pPr>
+        <w:pStyle w:val="Heading1"/>
+        <w:rPr>
+          <w:rFonts w:ascii="Aptos" w:hAnsi="Aptos" w:eastAsia="Aptos" w:cs="Aptos"/>
+          <w:noProof w:val="0"/>
+          <w:sz w:val="24"/>
+          <w:szCs w:val="24"/>
+          <w:lang w:val="lt-LT"/>
+        </w:rPr>
+      </w:pPr>
+      <w:r>
+        <w:rPr>
+          <w:noProof w:val="0"/>
+          <w:lang w:val="lt-LT"/>
+        </w:rPr>
+        <w:t>VU STRATEGY</w:t>
+      </w:r>
+    </w:p>
+    <w:p>
+      <w:pPr>
+        <w:pStyle w:val="Normal"/>
+        <w:spacing w:before="240" w:beforeAutospacing="off" w:after="240" w:afterAutospacing="off"/>
+        <w:jc w:val="both"/>
+        <w:rPr>
+          <w:rFonts w:ascii="Aptos" w:hAnsi="Aptos" w:eastAsia="Aptos" w:cs="Aptos"/>
+          <w:noProof w:val="0"/>
+          <w:sz w:val="24"/>
+          <w:szCs w:val="24"/>
+          <w:lang w:val="lt-LT"/>
+        </w:rPr>
+      </w:pPr>
+      <w:r>
+        <w:rPr>
+          <w:rFonts w:ascii="Aptos" w:hAnsi="Aptos" w:eastAsia="Aptos" w:cs="Aptos"/>
+          <w:noProof w:val="0"/>
+          <w:sz w:val="24"/>
+          <w:szCs w:val="24"/>
+          <w:lang w:val="lt-LT"/>
+        </w:rPr>
+        <w:t xml:space="preserve">In February of this year, the Council of Vilnius University approved the University’s Strategic Plan for 2026–2030, which was developed with the input of student representatives, who contributed by submitting proposals on the public community ideas platform, in the strategy development working group, and during the decision-making process: in the VU Senate and Council.   </w:t>
+      </w:r>
+    </w:p>
+    <w:p>
+      <w:pPr>
+        <w:pStyle w:val="Normal"/>
+        <w:spacing w:before="240" w:beforeAutospacing="off" w:after="240" w:afterAutospacing="off"/>
+        <w:jc w:val="both"/>
+        <w:rPr>
+          <w:rFonts w:ascii="Aptos" w:hAnsi="Aptos" w:eastAsia="Aptos" w:cs="Aptos"/>
+          <w:noProof w:val="0"/>
+          <w:sz w:val="24"/>
+          <w:szCs w:val="24"/>
+          <w:lang w:val="lt-LT"/>
+        </w:rPr>
+      </w:pPr>
+      <w:r>
+        <w:rPr>
+          <w:rFonts w:ascii="Aptos" w:hAnsi="Aptos" w:eastAsia="Aptos" w:cs="Aptos"/>
+          <w:noProof w:val="0"/>
+          <w:sz w:val="24"/>
+          <w:szCs w:val="24"/>
+          <w:lang w:val="en-US"/>
+        </w:rPr>
+        <w:t>The VU Strategy outlines significant changes related to the expansion of dormitory infrastructure, the involvement of students in scientific activities, the strengthening of individualised studies, the updating of master’s degree programs, and the creation of a mentoring culture.</w:t>
+      </w:r>
+    </w:p>
+    <w:p>
+      <w:pPr>
+        <w:pStyle w:val="Normal"/>
+        <w:spacing w:before="240" w:beforeAutospacing="off" w:after="240" w:afterAutospacing="off"/>
+        <w:jc w:val="both"/>
+        <w:rPr>
+          <w:rFonts w:ascii="Aptos" w:hAnsi="Aptos" w:eastAsia="Aptos" w:cs="Aptos"/>
           <w:noProof w:val="0"/>
           <w:sz w:val="24"/>
           <w:szCs w:val="24"/>
@@ -14049,112 +14388,112 @@
       <w:r>
         <w:rPr>
           <w:noProof w:val="0"/>
-          <w:lang w:val="lt-LT"/>
+          <w:lang w:val="en-GB"/>
         </w:rPr>
         <w:t>Broadcasts</w:t>
       </w:r>
       <w:r>
         <w:rPr>
           <w:noProof w:val="0"/>
-          <w:lang w:val="lt-LT"/>
+          <w:lang w:val="en-GB"/>
         </w:rPr>
         <w:t xml:space="preserve"> take </w:t>
       </w:r>
       <w:r>
         <w:rPr>
           <w:noProof w:val="0"/>
-          <w:lang w:val="lt-LT"/>
+          <w:lang w:val="en-GB"/>
         </w:rPr>
         <w:t>place</w:t>
       </w:r>
       <w:r>
         <w:rPr>
           <w:noProof w:val="0"/>
-          <w:lang w:val="lt-LT"/>
-        </w:rPr>
-        <w:t xml:space="preserve"> </w:t>
-      </w:r>
-      <w:r>
-        <w:rPr>
-          <w:noProof w:val="0"/>
-          <w:lang w:val="lt-LT"/>
+          <w:lang w:val="en-GB"/>
+        </w:rPr>
+        <w:t xml:space="preserve"> </w:t>
+      </w:r>
+      <w:r>
+        <w:rPr>
+          <w:noProof w:val="0"/>
+          <w:lang w:val="en-GB"/>
         </w:rPr>
         <w:t>every</w:t>
       </w:r>
       <w:r>
         <w:rPr>
           <w:noProof w:val="0"/>
-          <w:lang w:val="lt-LT"/>
-        </w:rPr>
-        <w:t xml:space="preserve"> </w:t>
-      </w:r>
-      <w:r>
-        <w:rPr>
-          <w:noProof w:val="0"/>
-          <w:lang w:val="lt-LT"/>
+          <w:lang w:val="en-GB"/>
+        </w:rPr>
+        <w:t xml:space="preserve"> </w:t>
+      </w:r>
+      <w:r>
+        <w:rPr>
+          <w:noProof w:val="0"/>
+          <w:lang w:val="en-GB"/>
         </w:rPr>
         <w:t>Tuesday</w:t>
       </w:r>
       <w:r>
         <w:rPr>
           <w:noProof w:val="0"/>
-          <w:lang w:val="lt-LT"/>
+          <w:lang w:val="en-GB"/>
         </w:rPr>
         <w:t xml:space="preserve"> at 4:00 </w:t>
       </w:r>
       <w:r>
         <w:rPr>
           <w:noProof w:val="0"/>
-          <w:lang w:val="lt-LT"/>
+          <w:lang w:val="en-GB"/>
         </w:rPr>
         <w:t>p.m</w:t>
       </w:r>
       <w:r>
         <w:rPr>
           <w:noProof w:val="0"/>
-          <w:lang w:val="lt-LT"/>
+          <w:lang w:val="en-GB"/>
         </w:rPr>
         <w:t xml:space="preserve">. </w:t>
       </w:r>
       <w:r>
         <w:rPr>
           <w:noProof w:val="0"/>
-          <w:lang w:val="lt-LT"/>
+          <w:lang w:val="en-GB"/>
         </w:rPr>
         <w:t>on</w:t>
       </w:r>
       <w:r>
         <w:rPr>
           <w:noProof w:val="0"/>
-          <w:lang w:val="lt-LT"/>
-        </w:rPr>
-        <w:t xml:space="preserve"> </w:t>
-      </w:r>
-      <w:r>
-        <w:rPr>
-          <w:noProof w:val="0"/>
-          <w:lang w:val="lt-LT"/>
+          <w:lang w:val="en-GB"/>
+        </w:rPr>
+        <w:t xml:space="preserve"> </w:t>
+      </w:r>
+      <w:r>
+        <w:rPr>
+          <w:noProof w:val="0"/>
+          <w:lang w:val="en-GB"/>
         </w:rPr>
         <w:t>Start</w:t>
       </w:r>
       <w:r>
         <w:rPr>
           <w:noProof w:val="0"/>
-          <w:lang w:val="lt-LT"/>
+          <w:lang w:val="en-GB"/>
         </w:rPr>
         <w:t xml:space="preserve"> FM radio</w:t>
       </w:r>
       <w:r>
         <w:rPr>
           <w:noProof w:val="0"/>
-          <w:lang w:val="lt-LT"/>
+          <w:lang w:val="en-GB"/>
         </w:rPr>
         <w:t xml:space="preserve"> (in Lithuanian)</w:t>
       </w:r>
       <w:r>
         <w:rPr>
           <w:noProof w:val="0"/>
-          <w:lang w:val="lt-LT"/>
+          <w:lang w:val="en-GB"/>
         </w:rPr>
         <w:t xml:space="preserve">.  </w:t>
       </w:r>
@@ -15686,6 +16025,150 @@
           <w:lang w:val="en-US"/>
         </w:rPr>
         <w:t xml:space="preserve"> cultural policy and democratic values.</w:t>
+      </w:r>
+    </w:p>
+    <w:p>
+      <w:pPr>
+        <w:pStyle w:val="Normal"/>
+        <w:rPr>
+          <w:noProof w:val="0"/>
+          <w:lang w:val="en-US"/>
+        </w:rPr>
+      </w:pPr>
+    </w:p>
+    <w:p>
+      <w:pPr>
+        <w:pStyle w:val="Normal"/>
+        <w:rPr>
+          <w:noProof w:val="0"/>
+          <w:lang w:val="en-US"/>
+        </w:rPr>
+      </w:pPr>
+      <w:r>
+        <w:rPr>
+          <w:noProof w:val="0"/>
+          <w:lang w:val="en-US"/>
+        </w:rPr>
+        <w:t xml:space="preserve">VU SR – Vilnius Youth Organization of the Year  </w:t>
+      </w:r>
+    </w:p>
+    <w:p>
+      <w:pPr>
+        <w:pStyle w:val="Normal"/>
+      </w:pPr>
+      <w:r>
+        <w:rPr>
+          <w:noProof w:val="0"/>
+          <w:lang w:val="en-US"/>
+        </w:rPr>
+        <w:t xml:space="preserve"> </w:t>
+      </w:r>
+    </w:p>
+    <w:p>
+      <w:pPr>
+        <w:spacing w:before="240" w:beforeAutospacing="off" w:after="240" w:afterAutospacing="off"/>
+      </w:pPr>
+      <w:r>
+        <w:rPr>
+          <w:rFonts w:ascii="Aptos" w:hAnsi="Aptos" w:eastAsia="Aptos" w:cs="Aptos"/>
+          <w:noProof w:val="0"/>
+          <w:sz w:val="24"/>
+          <w:szCs w:val="24"/>
+          <w:lang w:val="en-US"/>
+        </w:rPr>
+        <w:t>In December 2025, the Vilnius Youth Organizations Association (VJOSAS) held its annual Roundtable Appreciation Evening, recognizing individuals and organizations whose initiatives enrich the lives of young people in Vilnius, promote civic engagement, and inspire the broader community.</w:t>
+      </w:r>
+    </w:p>
+    <w:p>
+      <w:pPr>
+        <w:spacing w:before="240" w:beforeAutospacing="off" w:after="240" w:afterAutospacing="off"/>
+      </w:pPr>
+      <w:r>
+        <w:rPr>
+          <w:rFonts w:ascii="Aptos" w:hAnsi="Aptos" w:eastAsia="Aptos" w:cs="Aptos"/>
+          <w:noProof w:val="0"/>
+          <w:sz w:val="24"/>
+          <w:szCs w:val="24"/>
+          <w:lang w:val="en-US"/>
+        </w:rPr>
+        <w:t xml:space="preserve">During the ceremony, Vilnius University Students' Representation  was awarded the title of </w:t>
+      </w:r>
+      <w:r>
+        <w:rPr>
+          <w:rFonts w:ascii="Aptos" w:hAnsi="Aptos" w:eastAsia="Aptos" w:cs="Aptos"/>
+          <w:b w:val="1"/>
+          <w:bCs w:val="1"/>
+          <w:noProof w:val="0"/>
+          <w:sz w:val="24"/>
+          <w:szCs w:val="24"/>
+          <w:lang w:val="en-US"/>
+        </w:rPr>
+        <w:t>Youth Organization of the Year</w:t>
+      </w:r>
+      <w:r>
+        <w:rPr>
+          <w:rFonts w:ascii="Aptos" w:hAnsi="Aptos" w:eastAsia="Aptos" w:cs="Aptos"/>
+          <w:noProof w:val="0"/>
+          <w:sz w:val="24"/>
+          <w:szCs w:val="24"/>
+          <w:lang w:val="en-US"/>
+        </w:rPr>
+        <w:t>.</w:t>
+      </w:r>
+    </w:p>
+    <w:p>
+      <w:pPr>
+        <w:pStyle w:val="Normal"/>
+        <w:rPr>
+          <w:rFonts w:ascii="Aptos" w:hAnsi="Aptos" w:eastAsia="Aptos" w:cs="Aptos"/>
+          <w:noProof w:val="0"/>
+          <w:sz w:val="24"/>
+          <w:szCs w:val="24"/>
+          <w:lang w:val="en-US"/>
+        </w:rPr>
+      </w:pPr>
+      <w:r>
+        <w:drawing>
+          <wp:inline wp14:editId="36531C97" wp14:anchorId="0875A2C9">
+            <wp:extent cx="5724525" cy="3819525"/>
+            <wp:effectExtent l="0" t="0" r="0" b="0"/>
+            <wp:docPr id="780391220" name="drawing"/>
+            <wp:cNvGraphicFramePr>
+              <a:graphicFrameLocks noChangeAspect="1"/>
+            </wp:cNvGraphicFramePr>
+            <a:graphic>
+              <a:graphicData xmlns:a="http://schemas.openxmlformats.org/drawingml/2006/main" uri="http://schemas.openxmlformats.org/drawingml/2006/picture">
+                <pic:pic xmlns:pic="http://schemas.openxmlformats.org/drawingml/2006/picture">
+                  <pic:nvPicPr>
+                    <pic:cNvPr id="420431810" name="Picture 420431810"/>
+                    <pic:cNvPicPr/>
+                  </pic:nvPicPr>
+                  <pic:blipFill>
+                    <a:blip xmlns:r="http://schemas.openxmlformats.org/officeDocument/2006/relationships" r:embed="rId129750131">
+                      <a:extLst>
+                        <a:ext uri="{28A0092B-C50C-407E-A947-70E740481C1C}">
+                          <a14:useLocalDpi xmlns:a14="http://schemas.microsoft.com/office/drawing/2010/main"/>
+                        </a:ext>
+                      </a:extLst>
+                    </a:blip>
+                    <a:stretch>
+                      <a:fillRect/>
+                    </a:stretch>
+                  </pic:blipFill>
+                  <pic:spPr>
+                    <a:xfrm>
+                      <a:off x="0" y="0"/>
+                      <a:ext cx="5724525" cy="3819525"/>
+                    </a:xfrm>
+                    <a:prstGeom prst="rect">
+                      <a:avLst/>
+                    </a:prstGeom>
+                  </pic:spPr>
+                </pic:pic>
+              </a:graphicData>
+            </a:graphic>
+          </wp:inline>
+        </w:drawing>
       </w:r>
     </w:p>
     <w:sectPr>
